--- a/Coding 1 - year/Unit 6 - Debugging and Documentation/Daily Lesson Plans/Word/Day 127.docx
+++ b/Coding 1 - year/Unit 6 - Debugging and Documentation/Daily Lesson Plans/Word/Day 127.docx
@@ -50,12 +50,15 @@
               </w:rPr>
               <w:t xml:space="preserve">Coding I — Full Year</w:t>
             </w:r>
-          </w:p>
-          <w:p>
-            <w:pPr>
-              <w:spacing w:before="40"/>
-              <w:jc w:val="center"/>
-            </w:pPr>
+            <w:r>
+              <w:rPr>
+                <w:rFonts w:ascii="Arial" w:cs="Arial" w:eastAsia="Arial" w:hAnsi="Arial"/>
+                <w:sz w:val="16"/>
+                <w:szCs w:val="16"/>
+              </w:rPr>
+              <w:br/>
+              <w:t xml:space="preserve"/>
+            </w:r>
             <w:r>
               <w:rPr>
                 <w:rFonts w:ascii="Arial" w:cs="Arial" w:eastAsia="Arial" w:hAnsi="Arial"/>
@@ -83,7 +86,7 @@
           <w:rFonts w:ascii="Arial" w:cs="Arial" w:eastAsia="Arial" w:hAnsi="Arial"/>
           <w:b/>
           <w:bCs/>
-          <w:color w:val="1F3864"/>
+          <w:color w:val="2B5797"/>
           <w:sz w:val="32"/>
           <w:szCs w:val="32"/>
         </w:rPr>
@@ -261,9 +264,9 @@
               <w:right w:val="single" w:color="CCCCCC" w:sz="1"/>
             </w:tcBorders>
             <w:tcMar>
-              <w:top w:type="dxa" w:w="60"/>
+              <w:top w:type="dxa" w:w="80"/>
               <w:left w:type="dxa" w:w="120"/>
-              <w:bottom w:type="dxa" w:w="60"/>
+              <w:bottom w:type="dxa" w:w="80"/>
               <w:right w:type="dxa" w:w="120"/>
             </w:tcMar>
           </w:tcPr>
@@ -290,20 +293,213 @@
               <w:right w:val="single" w:color="CCCCCC" w:sz="1"/>
             </w:tcBorders>
             <w:tcMar>
-              <w:top w:type="dxa" w:w="60"/>
+              <w:top w:type="dxa" w:w="80"/>
               <w:left w:type="dxa" w:w="120"/>
-              <w:bottom w:type="dxa" w:w="60"/>
+              <w:bottom w:type="dxa" w:w="80"/>
               <w:right w:type="dxa" w:w="120"/>
             </w:tcMar>
           </w:tcPr>
           <w:p>
-            <w:r>
-              <w:rPr>
-                <w:rFonts w:ascii="Arial" w:cs="Arial" w:eastAsia="Arial" w:hAnsi="Arial"/>
-                <w:sz w:val="20"/>
-                <w:szCs w:val="20"/>
+            <w:pPr>
+              <w:spacing w:after="80" w:before="80"/>
+            </w:pPr>
+            <w:r>
+              <w:rPr>
+                <w:rFonts w:ascii="Arial" w:cs="Arial" w:eastAsia="Arial" w:hAnsi="Arial"/>
+                <w:b/>
+                <w:bCs/>
+                <w:i w:val="false"/>
+                <w:iCs w:val="false"/>
+                <w:color w:val="000000"/>
+                <w:sz w:val="22"/>
+                <w:szCs w:val="22"/>
               </w:rPr>
               <w:t xml:space="preserve">Bell Ringer / Review</w:t>
+            </w:r>
+            <w:r>
+              <w:rPr>
+                <w:rFonts w:ascii="Arial" w:cs="Arial" w:eastAsia="Arial" w:hAnsi="Arial"/>
+                <w:sz w:val="20"/>
+                <w:szCs w:val="20"/>
+              </w:rPr>
+              <w:br/>
+              <w:t xml:space="preserve"/>
+            </w:r>
+            <w:r>
+              <w:rPr>
+                <w:rFonts w:ascii="Arial" w:cs="Arial" w:eastAsia="Arial" w:hAnsi="Arial"/>
+                <w:sz w:val="20"/>
+                <w:szCs w:val="20"/>
+              </w:rPr>
+              <w:br/>
+              <w:t xml:space="preserve"/>
+            </w:r>
+            <w:r>
+              <w:rPr>
+                <w:rFonts w:ascii="Arial" w:cs="Arial" w:eastAsia="Arial" w:hAnsi="Arial"/>
+                <w:b/>
+                <w:bCs/>
+                <w:i w:val="false"/>
+                <w:iCs w:val="false"/>
+                <w:color w:val="000000"/>
+                <w:sz w:val="20"/>
+                <w:szCs w:val="20"/>
+              </w:rPr>
+              <w:t xml:space="preserve">Quick Write </w:t>
+            </w:r>
+            <w:r>
+              <w:rPr>
+                <w:rFonts w:ascii="Arial" w:cs="Arial" w:eastAsia="Arial" w:hAnsi="Arial"/>
+                <w:b w:val="false"/>
+                <w:bCs w:val="false"/>
+                <w:i w:val="false"/>
+                <w:iCs w:val="false"/>
+                <w:color w:val="000000"/>
+                <w:sz w:val="20"/>
+                <w:szCs w:val="20"/>
+              </w:rPr>
+              <w:t xml:space="preserve">(3 min — written or verbal):</w:t>
+            </w:r>
+            <w:r>
+              <w:rPr>
+                <w:rFonts w:ascii="Arial" w:cs="Arial" w:eastAsia="Arial" w:hAnsi="Arial"/>
+                <w:sz w:val="20"/>
+                <w:szCs w:val="20"/>
+              </w:rPr>
+              <w:br/>
+              <w:t xml:space="preserve"/>
+            </w:r>
+            <w:r>
+              <w:rPr>
+                <w:rFonts w:ascii="Arial" w:cs="Arial" w:eastAsia="Arial" w:hAnsi="Arial"/>
+                <w:b w:val="false"/>
+                <w:bCs w:val="false"/>
+                <w:i w:val="false"/>
+                <w:iCs w:val="false"/>
+                <w:color w:val="000000"/>
+                <w:sz w:val="20"/>
+                <w:szCs w:val="20"/>
+              </w:rPr>
+              <w:t xml:space="preserve">    What do you already know about how to apply rubber duck debugging to solve problems systematically?</w:t>
+            </w:r>
+            <w:r>
+              <w:rPr>
+                <w:rFonts w:ascii="Arial" w:cs="Arial" w:eastAsia="Arial" w:hAnsi="Arial"/>
+                <w:sz w:val="20"/>
+                <w:szCs w:val="20"/>
+              </w:rPr>
+              <w:br/>
+              <w:t xml:space="preserve"/>
+            </w:r>
+            <w:r>
+              <w:rPr>
+                <w:rFonts w:ascii="Arial" w:cs="Arial" w:eastAsia="Arial" w:hAnsi="Arial"/>
+                <w:sz w:val="20"/>
+                <w:szCs w:val="20"/>
+              </w:rPr>
+              <w:br/>
+              <w:t xml:space="preserve"/>
+            </w:r>
+            <w:r>
+              <w:rPr>
+                <w:rFonts w:ascii="Arial" w:cs="Arial" w:eastAsia="Arial" w:hAnsi="Arial"/>
+                <w:b/>
+                <w:bCs/>
+                <w:i w:val="false"/>
+                <w:iCs w:val="false"/>
+                <w:color w:val="000000"/>
+                <w:sz w:val="20"/>
+                <w:szCs w:val="20"/>
+              </w:rPr>
+              <w:t xml:space="preserve">Vocabulary Preview — </w:t>
+            </w:r>
+            <w:r>
+              <w:rPr>
+                <w:rFonts w:ascii="Arial" w:cs="Arial" w:eastAsia="Arial" w:hAnsi="Arial"/>
+                <w:b w:val="false"/>
+                <w:bCs w:val="false"/>
+                <w:i w:val="false"/>
+                <w:iCs w:val="false"/>
+                <w:color w:val="000000"/>
+                <w:sz w:val="20"/>
+                <w:szCs w:val="20"/>
+              </w:rPr>
+              <w:t xml:space="preserve">terms we'll use today:</w:t>
+            </w:r>
+            <w:r>
+              <w:rPr>
+                <w:rFonts w:ascii="Arial" w:cs="Arial" w:eastAsia="Arial" w:hAnsi="Arial"/>
+                <w:sz w:val="20"/>
+                <w:szCs w:val="20"/>
+              </w:rPr>
+              <w:br/>
+              <w:t xml:space="preserve"/>
+            </w:r>
+            <w:r>
+              <w:rPr>
+                <w:rFonts w:ascii="Arial" w:cs="Arial" w:eastAsia="Arial" w:hAnsi="Arial"/>
+                <w:b w:val="false"/>
+                <w:bCs w:val="false"/>
+                <w:i w:val="false"/>
+                <w:iCs w:val="false"/>
+                <w:color w:val="000000"/>
+                <w:sz w:val="20"/>
+                <w:szCs w:val="20"/>
+              </w:rPr>
+              <w:t xml:space="preserve">    • Rubber duck debugging</w:t>
+            </w:r>
+            <w:r>
+              <w:rPr>
+                <w:rFonts w:ascii="Arial" w:cs="Arial" w:eastAsia="Arial" w:hAnsi="Arial"/>
+                <w:sz w:val="20"/>
+                <w:szCs w:val="20"/>
+              </w:rPr>
+              <w:br/>
+              <w:t xml:space="preserve"/>
+            </w:r>
+            <w:r>
+              <w:rPr>
+                <w:rFonts w:ascii="Arial" w:cs="Arial" w:eastAsia="Arial" w:hAnsi="Arial"/>
+                <w:sz w:val="20"/>
+                <w:szCs w:val="20"/>
+              </w:rPr>
+              <w:br/>
+              <w:t xml:space="preserve"/>
+            </w:r>
+            <w:r>
+              <w:rPr>
+                <w:rFonts w:ascii="Arial" w:cs="Arial" w:eastAsia="Arial" w:hAnsi="Arial"/>
+                <w:b w:val="false"/>
+                <w:bCs w:val="false"/>
+                <w:i/>
+                <w:iCs/>
+                <w:color w:val="444444"/>
+                <w:sz w:val="20"/>
+                <w:szCs w:val="20"/>
+              </w:rPr>
+              <w:t xml:space="preserve">Today's Goal: By the end of class you will be able to apply rubber duck debugging to solve problems systematically.</w:t>
+            </w:r>
+            <w:r>
+              <w:rPr>
+                <w:rFonts w:ascii="Arial" w:cs="Arial" w:eastAsia="Arial" w:hAnsi="Arial"/>
+                <w:sz w:val="20"/>
+                <w:szCs w:val="20"/>
+              </w:rPr>
+              <w:br/>
+              <w:t xml:space="preserve"/>
+            </w:r>
+            <w:r>
+              <w:rPr>
+                <w:rFonts w:ascii="Arial" w:cs="Arial" w:eastAsia="Arial" w:hAnsi="Arial"/>
+                <w:b w:val="false"/>
+                <w:bCs w:val="false"/>
+                <w:i/>
+                <w:iCs/>
+                <w:color w:val="555555"/>
+                <w:sz w:val="20"/>
+                <w:szCs w:val="20"/>
+              </w:rPr>
+              <w:t xml:space="preserve">→ Pair-share your response, then 2–3 students share with the class.</w:t>
             </w:r>
           </w:p>
         </w:tc>
@@ -319,9 +515,9 @@
               <w:right w:val="single" w:color="CCCCCC" w:sz="1"/>
             </w:tcBorders>
             <w:tcMar>
-              <w:top w:type="dxa" w:w="60"/>
+              <w:top w:type="dxa" w:w="80"/>
               <w:left w:type="dxa" w:w="120"/>
-              <w:bottom w:type="dxa" w:w="60"/>
+              <w:bottom w:type="dxa" w:w="80"/>
               <w:right w:type="dxa" w:w="120"/>
             </w:tcMar>
           </w:tcPr>
@@ -348,20 +544,261 @@
               <w:right w:val="single" w:color="CCCCCC" w:sz="1"/>
             </w:tcBorders>
             <w:tcMar>
-              <w:top w:type="dxa" w:w="60"/>
+              <w:top w:type="dxa" w:w="80"/>
               <w:left w:type="dxa" w:w="120"/>
-              <w:bottom w:type="dxa" w:w="60"/>
+              <w:bottom w:type="dxa" w:w="80"/>
               <w:right w:type="dxa" w:w="120"/>
             </w:tcMar>
           </w:tcPr>
           <w:p>
-            <w:r>
-              <w:rPr>
-                <w:rFonts w:ascii="Arial" w:cs="Arial" w:eastAsia="Arial" w:hAnsi="Arial"/>
-                <w:sz w:val="20"/>
-                <w:szCs w:val="20"/>
-              </w:rPr>
-              <w:t xml:space="preserve">Mini Lesson: Rubber Duck Debugging and Systematic Problem Solving</w:t>
+            <w:pPr>
+              <w:spacing w:after="80" w:before="80"/>
+            </w:pPr>
+            <w:r>
+              <w:rPr>
+                <w:rFonts w:ascii="Arial" w:cs="Arial" w:eastAsia="Arial" w:hAnsi="Arial"/>
+                <w:b/>
+                <w:bCs/>
+                <w:i w:val="false"/>
+                <w:iCs w:val="false"/>
+                <w:color w:val="000000"/>
+                <w:sz w:val="22"/>
+                <w:szCs w:val="22"/>
+              </w:rPr>
+              <w:t xml:space="preserve">Mini Lesson: </w:t>
+            </w:r>
+            <w:r>
+              <w:rPr>
+                <w:rFonts w:ascii="Arial" w:cs="Arial" w:eastAsia="Arial" w:hAnsi="Arial"/>
+                <w:b w:val="false"/>
+                <w:bCs w:val="false"/>
+                <w:i w:val="false"/>
+                <w:iCs w:val="false"/>
+                <w:color w:val="000000"/>
+                <w:sz w:val="22"/>
+                <w:szCs w:val="22"/>
+              </w:rPr>
+              <w:t xml:space="preserve">Rubber Duck Debugging and Systematic Problem Solving</w:t>
+            </w:r>
+            <w:r>
+              <w:rPr>
+                <w:rFonts w:ascii="Arial" w:cs="Arial" w:eastAsia="Arial" w:hAnsi="Arial"/>
+                <w:sz w:val="20"/>
+                <w:szCs w:val="20"/>
+              </w:rPr>
+              <w:br/>
+              <w:t xml:space="preserve"/>
+            </w:r>
+            <w:r>
+              <w:rPr>
+                <w:rFonts w:ascii="Arial" w:cs="Arial" w:eastAsia="Arial" w:hAnsi="Arial"/>
+                <w:sz w:val="20"/>
+                <w:szCs w:val="20"/>
+              </w:rPr>
+              <w:br/>
+              <w:t xml:space="preserve"/>
+            </w:r>
+            <w:r>
+              <w:rPr>
+                <w:rFonts w:ascii="Arial" w:cs="Arial" w:eastAsia="Arial" w:hAnsi="Arial"/>
+                <w:b/>
+                <w:bCs/>
+                <w:i/>
+                <w:iCs/>
+                <w:color w:val="000000"/>
+                <w:sz w:val="20"/>
+                <w:szCs w:val="20"/>
+              </w:rPr>
+              <w:t xml:space="preserve">Learning Target: </w:t>
+            </w:r>
+            <w:r>
+              <w:rPr>
+                <w:rFonts w:ascii="Arial" w:cs="Arial" w:eastAsia="Arial" w:hAnsi="Arial"/>
+                <w:b w:val="false"/>
+                <w:bCs w:val="false"/>
+                <w:i/>
+                <w:iCs/>
+                <w:color w:val="333333"/>
+                <w:sz w:val="20"/>
+                <w:szCs w:val="20"/>
+              </w:rPr>
+              <w:t xml:space="preserve">I can apply rubber duck debugging to solve problems systematically.</w:t>
+            </w:r>
+            <w:r>
+              <w:rPr>
+                <w:rFonts w:ascii="Arial" w:cs="Arial" w:eastAsia="Arial" w:hAnsi="Arial"/>
+                <w:sz w:val="20"/>
+                <w:szCs w:val="20"/>
+              </w:rPr>
+              <w:br/>
+              <w:t xml:space="preserve"/>
+            </w:r>
+            <w:r>
+              <w:rPr>
+                <w:rFonts w:ascii="Arial" w:cs="Arial" w:eastAsia="Arial" w:hAnsi="Arial"/>
+                <w:sz w:val="20"/>
+                <w:szCs w:val="20"/>
+              </w:rPr>
+              <w:br/>
+              <w:t xml:space="preserve"/>
+            </w:r>
+            <w:r>
+              <w:rPr>
+                <w:rFonts w:ascii="Arial" w:cs="Arial" w:eastAsia="Arial" w:hAnsi="Arial"/>
+                <w:b w:val="false"/>
+                <w:bCs w:val="false"/>
+                <w:i w:val="false"/>
+                <w:iCs w:val="false"/>
+                <w:color w:val="000000"/>
+                <w:sz w:val="20"/>
+                <w:szCs w:val="20"/>
+              </w:rPr>
+              <w:t xml:space="preserve">Rubber duck debugging is a technique where you explain your code, line by line, to a rubber duck (or another person, or even yourself). Often, by the time you finish explaining, you realize what's wrong. It forces you to think through the logic carefully.</w:t>
+            </w:r>
+            <w:r>
+              <w:rPr>
+                <w:rFonts w:ascii="Arial" w:cs="Arial" w:eastAsia="Arial" w:hAnsi="Arial"/>
+                <w:sz w:val="20"/>
+                <w:szCs w:val="20"/>
+              </w:rPr>
+              <w:br/>
+              <w:t xml:space="preserve"/>
+            </w:r>
+            <w:r>
+              <w:rPr>
+                <w:rFonts w:ascii="Arial" w:cs="Arial" w:eastAsia="Arial" w:hAnsi="Arial"/>
+                <w:b w:val="false"/>
+                <w:bCs w:val="false"/>
+                <w:i w:val="false"/>
+                <w:iCs w:val="false"/>
+                <w:color w:val="000000"/>
+                <w:sz w:val="20"/>
+                <w:szCs w:val="20"/>
+              </w:rPr>
+              <w:t xml:space="preserve">1. Get a rubber duck (or any object, or a person)</w:t>
+            </w:r>
+            <w:r>
+              <w:rPr>
+                <w:rFonts w:ascii="Arial" w:cs="Arial" w:eastAsia="Arial" w:hAnsi="Arial"/>
+                <w:sz w:val="20"/>
+                <w:szCs w:val="20"/>
+              </w:rPr>
+              <w:br/>
+              <w:t xml:space="preserve"/>
+            </w:r>
+            <w:r>
+              <w:rPr>
+                <w:rFonts w:ascii="Arial" w:cs="Arial" w:eastAsia="Arial" w:hAnsi="Arial"/>
+                <w:sz w:val="20"/>
+                <w:szCs w:val="20"/>
+              </w:rPr>
+              <w:br/>
+              <w:t xml:space="preserve"/>
+            </w:r>
+            <w:r>
+              <w:rPr>
+                <w:rFonts w:ascii="Arial" w:cs="Arial" w:eastAsia="Arial" w:hAnsi="Arial"/>
+                <w:b/>
+                <w:bCs/>
+                <w:i w:val="false"/>
+                <w:iCs w:val="false"/>
+                <w:color w:val="000000"/>
+                <w:sz w:val="20"/>
+                <w:szCs w:val="20"/>
+              </w:rPr>
+              <w:t xml:space="preserve">Vocabulary: </w:t>
+            </w:r>
+            <w:r>
+              <w:rPr>
+                <w:rFonts w:ascii="Arial" w:cs="Arial" w:eastAsia="Arial" w:hAnsi="Arial"/>
+                <w:b w:val="false"/>
+                <w:bCs w:val="false"/>
+                <w:i w:val="false"/>
+                <w:iCs w:val="false"/>
+                <w:color w:val="000000"/>
+                <w:sz w:val="20"/>
+                <w:szCs w:val="20"/>
+              </w:rPr>
+              <w:t xml:space="preserve">Rubber duck debugging</w:t>
+            </w:r>
+            <w:r>
+              <w:rPr>
+                <w:rFonts w:ascii="Arial" w:cs="Arial" w:eastAsia="Arial" w:hAnsi="Arial"/>
+                <w:sz w:val="20"/>
+                <w:szCs w:val="20"/>
+              </w:rPr>
+              <w:br/>
+              <w:t xml:space="preserve"/>
+            </w:r>
+            <w:r>
+              <w:rPr>
+                <w:rFonts w:ascii="Arial" w:cs="Arial" w:eastAsia="Arial" w:hAnsi="Arial"/>
+                <w:sz w:val="20"/>
+                <w:szCs w:val="20"/>
+              </w:rPr>
+              <w:br/>
+              <w:t xml:space="preserve"/>
+            </w:r>
+            <w:r>
+              <w:rPr>
+                <w:rFonts w:ascii="Arial" w:cs="Arial" w:eastAsia="Arial" w:hAnsi="Arial"/>
+                <w:b/>
+                <w:bCs/>
+                <w:i/>
+                <w:iCs/>
+                <w:color w:val="555555"/>
+                <w:sz w:val="20"/>
+                <w:szCs w:val="20"/>
+              </w:rPr>
+              <w:t xml:space="preserve">→ Live Demo — </w:t>
+            </w:r>
+            <w:r>
+              <w:rPr>
+                <w:rFonts w:ascii="Arial" w:cs="Arial" w:eastAsia="Arial" w:hAnsi="Arial"/>
+                <w:b w:val="false"/>
+                <w:bCs w:val="false"/>
+                <w:i/>
+                <w:iCs/>
+                <w:color w:val="555555"/>
+                <w:sz w:val="20"/>
+                <w:szCs w:val="20"/>
+              </w:rPr>
+              <w:t xml:space="preserve">type examples as students follow along in their own editor.</w:t>
+            </w:r>
+            <w:r>
+              <w:rPr>
+                <w:rFonts w:ascii="Arial" w:cs="Arial" w:eastAsia="Arial" w:hAnsi="Arial"/>
+                <w:sz w:val="20"/>
+                <w:szCs w:val="20"/>
+              </w:rPr>
+              <w:br/>
+              <w:t xml:space="preserve"/>
+            </w:r>
+            <w:r>
+              <w:rPr>
+                <w:rFonts w:ascii="Arial" w:cs="Arial" w:eastAsia="Arial" w:hAnsi="Arial"/>
+                <w:b/>
+                <w:bCs/>
+                <w:i/>
+                <w:iCs/>
+                <w:color w:val="555555"/>
+                <w:sz w:val="20"/>
+                <w:szCs w:val="20"/>
+              </w:rPr>
+              <w:t xml:space="preserve">→ Check for Understanding: </w:t>
+            </w:r>
+            <w:r>
+              <w:rPr>
+                <w:rFonts w:ascii="Arial" w:cs="Arial" w:eastAsia="Arial" w:hAnsi="Arial"/>
+                <w:b w:val="false"/>
+                <w:bCs w:val="false"/>
+                <w:i/>
+                <w:iCs/>
+                <w:color w:val="555555"/>
+                <w:sz w:val="20"/>
+                <w:szCs w:val="20"/>
+              </w:rPr>
+              <w:t xml:space="preserve">pause and cold-call: “Can someone explain what we just did in their own words?”</w:t>
             </w:r>
           </w:p>
         </w:tc>
@@ -377,9 +814,9 @@
               <w:right w:val="single" w:color="CCCCCC" w:sz="1"/>
             </w:tcBorders>
             <w:tcMar>
-              <w:top w:type="dxa" w:w="60"/>
+              <w:top w:type="dxa" w:w="80"/>
               <w:left w:type="dxa" w:w="120"/>
-              <w:bottom w:type="dxa" w:w="60"/>
+              <w:bottom w:type="dxa" w:w="80"/>
               <w:right w:type="dxa" w:w="120"/>
             </w:tcMar>
           </w:tcPr>
@@ -406,20 +843,90 @@
               <w:right w:val="single" w:color="CCCCCC" w:sz="1"/>
             </w:tcBorders>
             <w:tcMar>
-              <w:top w:type="dxa" w:w="60"/>
+              <w:top w:type="dxa" w:w="80"/>
               <w:left w:type="dxa" w:w="120"/>
-              <w:bottom w:type="dxa" w:w="60"/>
+              <w:bottom w:type="dxa" w:w="80"/>
               <w:right w:type="dxa" w:w="120"/>
             </w:tcMar>
           </w:tcPr>
           <w:p>
-            <w:r>
-              <w:rPr>
-                <w:rFonts w:ascii="Arial" w:cs="Arial" w:eastAsia="Arial" w:hAnsi="Arial"/>
-                <w:sz w:val="20"/>
-                <w:szCs w:val="20"/>
+            <w:pPr>
+              <w:spacing w:after="80" w:before="80"/>
+            </w:pPr>
+            <w:r>
+              <w:rPr>
+                <w:rFonts w:ascii="Arial" w:cs="Arial" w:eastAsia="Arial" w:hAnsi="Arial"/>
+                <w:b/>
+                <w:bCs/>
+                <w:i w:val="false"/>
+                <w:iCs w:val="false"/>
+                <w:color w:val="000000"/>
+                <w:sz w:val="22"/>
+                <w:szCs w:val="22"/>
               </w:rPr>
               <w:t xml:space="preserve">Guided Practice</w:t>
+            </w:r>
+            <w:r>
+              <w:rPr>
+                <w:rFonts w:ascii="Arial" w:cs="Arial" w:eastAsia="Arial" w:hAnsi="Arial"/>
+                <w:sz w:val="20"/>
+                <w:szCs w:val="20"/>
+              </w:rPr>
+              <w:br/>
+              <w:t xml:space="preserve"/>
+            </w:r>
+            <w:r>
+              <w:rPr>
+                <w:rFonts w:ascii="Arial" w:cs="Arial" w:eastAsia="Arial" w:hAnsi="Arial"/>
+                <w:sz w:val="20"/>
+                <w:szCs w:val="20"/>
+              </w:rPr>
+              <w:br/>
+              <w:t xml:space="preserve"/>
+            </w:r>
+            <w:r>
+              <w:rPr>
+                <w:rFonts w:ascii="Arial" w:cs="Arial" w:eastAsia="Arial" w:hAnsi="Arial"/>
+                <w:b w:val="false"/>
+                <w:bCs w:val="false"/>
+                <w:i w:val="false"/>
+                <w:iCs w:val="false"/>
+                <w:color w:val="000000"/>
+                <w:sz w:val="20"/>
+                <w:szCs w:val="20"/>
+              </w:rPr>
+              <w:t xml:space="preserve">Use rubber duck debugging on this program (explain to someone or out loud!):</w:t>
+            </w:r>
+            <w:r>
+              <w:rPr>
+                <w:rFonts w:ascii="Arial" w:cs="Arial" w:eastAsia="Arial" w:hAnsi="Arial"/>
+                <w:sz w:val="20"/>
+                <w:szCs w:val="20"/>
+              </w:rPr>
+              <w:br/>
+              <w:t xml:space="preserve"/>
+            </w:r>
+            <w:r>
+              <w:rPr>
+                <w:rFonts w:ascii="Arial" w:cs="Arial" w:eastAsia="Arial" w:hAnsi="Arial"/>
+                <w:sz w:val="20"/>
+                <w:szCs w:val="20"/>
+              </w:rPr>
+              <w:br/>
+              <w:t xml:space="preserve"/>
+            </w:r>
+            <w:r>
+              <w:rPr>
+                <w:rFonts w:ascii="Arial" w:cs="Arial" w:eastAsia="Arial" w:hAnsi="Arial"/>
+                <w:b w:val="false"/>
+                <w:bCs w:val="false"/>
+                <w:i/>
+                <w:iCs/>
+                <w:color w:val="555555"/>
+                <w:sz w:val="20"/>
+                <w:szCs w:val="20"/>
+              </w:rPr>
+              <w:t xml:space="preserve">→ Teacher models — students try alongside, then compare results.</w:t>
             </w:r>
           </w:p>
         </w:tc>
@@ -435,9 +942,9 @@
               <w:right w:val="single" w:color="CCCCCC" w:sz="1"/>
             </w:tcBorders>
             <w:tcMar>
-              <w:top w:type="dxa" w:w="60"/>
+              <w:top w:type="dxa" w:w="80"/>
               <w:left w:type="dxa" w:w="120"/>
-              <w:bottom w:type="dxa" w:w="60"/>
+              <w:bottom w:type="dxa" w:w="80"/>
               <w:right w:type="dxa" w:w="120"/>
             </w:tcMar>
           </w:tcPr>
@@ -450,7 +957,7 @@
                 <w:sz w:val="20"/>
                 <w:szCs w:val="20"/>
               </w:rPr>
-              <w:t xml:space="preserve">15-20 min</w:t>
+              <w:t xml:space="preserve">15–20 min</w:t>
             </w:r>
           </w:p>
         </w:tc>
@@ -464,20 +971,164 @@
               <w:right w:val="single" w:color="CCCCCC" w:sz="1"/>
             </w:tcBorders>
             <w:tcMar>
-              <w:top w:type="dxa" w:w="60"/>
+              <w:top w:type="dxa" w:w="80"/>
               <w:left w:type="dxa" w:w="120"/>
-              <w:bottom w:type="dxa" w:w="60"/>
+              <w:bottom w:type="dxa" w:w="80"/>
               <w:right w:type="dxa" w:w="120"/>
             </w:tcMar>
           </w:tcPr>
           <w:p>
-            <w:r>
-              <w:rPr>
-                <w:rFonts w:ascii="Arial" w:cs="Arial" w:eastAsia="Arial" w:hAnsi="Arial"/>
-                <w:sz w:val="20"/>
-                <w:szCs w:val="20"/>
+            <w:pPr>
+              <w:spacing w:after="80" w:before="80"/>
+            </w:pPr>
+            <w:r>
+              <w:rPr>
+                <w:rFonts w:ascii="Arial" w:cs="Arial" w:eastAsia="Arial" w:hAnsi="Arial"/>
+                <w:b/>
+                <w:bCs/>
+                <w:i w:val="false"/>
+                <w:iCs w:val="false"/>
+                <w:color w:val="000000"/>
+                <w:sz w:val="22"/>
+                <w:szCs w:val="22"/>
               </w:rPr>
               <w:t xml:space="preserve">Independent Practice / Code Along</w:t>
+            </w:r>
+            <w:r>
+              <w:rPr>
+                <w:rFonts w:ascii="Arial" w:cs="Arial" w:eastAsia="Arial" w:hAnsi="Arial"/>
+                <w:sz w:val="20"/>
+                <w:szCs w:val="20"/>
+              </w:rPr>
+              <w:br/>
+              <w:t xml:space="preserve"/>
+            </w:r>
+            <w:r>
+              <w:rPr>
+                <w:rFonts w:ascii="Arial" w:cs="Arial" w:eastAsia="Arial" w:hAnsi="Arial"/>
+                <w:b/>
+                <w:bCs/>
+                <w:i w:val="false"/>
+                <w:iCs w:val="false"/>
+                <w:color w:val="000000"/>
+                <w:sz w:val="20"/>
+                <w:szCs w:val="20"/>
+              </w:rPr>
+              <w:t xml:space="preserve">    Beginner: </w:t>
+            </w:r>
+            <w:r>
+              <w:rPr>
+                <w:rFonts w:ascii="Arial" w:cs="Arial" w:eastAsia="Arial" w:hAnsi="Arial"/>
+                <w:b w:val="false"/>
+                <w:bCs w:val="false"/>
+                <w:i w:val="false"/>
+                <w:iCs w:val="false"/>
+                <w:color w:val="000000"/>
+                <w:sz w:val="20"/>
+                <w:szCs w:val="20"/>
+              </w:rPr>
+              <w:t xml:space="preserve">Use rubber duck debugging on this simple program. Explain it line by line:</w:t>
+            </w:r>
+            <w:r>
+              <w:rPr>
+                <w:rFonts w:ascii="Arial" w:cs="Arial" w:eastAsia="Arial" w:hAnsi="Arial"/>
+                <w:sz w:val="20"/>
+                <w:szCs w:val="20"/>
+              </w:rPr>
+              <w:br/>
+              <w:t xml:space="preserve"/>
+            </w:r>
+            <w:r>
+              <w:rPr>
+                <w:rFonts w:ascii="Arial" w:cs="Arial" w:eastAsia="Arial" w:hAnsi="Arial"/>
+                <w:b/>
+                <w:bCs/>
+                <w:i w:val="false"/>
+                <w:iCs w:val="false"/>
+                <w:color w:val="000000"/>
+                <w:sz w:val="20"/>
+                <w:szCs w:val="20"/>
+              </w:rPr>
+              <w:t xml:space="preserve">    Intermediate: </w:t>
+            </w:r>
+            <w:r>
+              <w:rPr>
+                <w:rFonts w:ascii="Arial" w:cs="Arial" w:eastAsia="Arial" w:hAnsi="Arial"/>
+                <w:b w:val="false"/>
+                <w:bCs w:val="false"/>
+                <w:i w:val="false"/>
+                <w:iCs w:val="false"/>
+                <w:color w:val="000000"/>
+                <w:sz w:val="20"/>
+                <w:szCs w:val="20"/>
+              </w:rPr>
+              <w:t xml:space="preserve">Use rubber duck debugging on this program and identify the bug:</w:t>
+            </w:r>
+            <w:r>
+              <w:rPr>
+                <w:rFonts w:ascii="Arial" w:cs="Arial" w:eastAsia="Arial" w:hAnsi="Arial"/>
+                <w:sz w:val="20"/>
+                <w:szCs w:val="20"/>
+              </w:rPr>
+              <w:br/>
+              <w:t xml:space="preserve"/>
+            </w:r>
+            <w:r>
+              <w:rPr>
+                <w:rFonts w:ascii="Arial" w:cs="Arial" w:eastAsia="Arial" w:hAnsi="Arial"/>
+                <w:b/>
+                <w:bCs/>
+                <w:i w:val="false"/>
+                <w:iCs w:val="false"/>
+                <w:color w:val="000000"/>
+                <w:sz w:val="20"/>
+                <w:szCs w:val="20"/>
+              </w:rPr>
+              <w:t xml:space="preserve">    Challenge: </w:t>
+            </w:r>
+            <w:r>
+              <w:rPr>
+                <w:rFonts w:ascii="Arial" w:cs="Arial" w:eastAsia="Arial" w:hAnsi="Arial"/>
+                <w:b w:val="false"/>
+                <w:bCs w:val="false"/>
+                <w:i w:val="false"/>
+                <w:iCs w:val="false"/>
+                <w:color w:val="000000"/>
+                <w:sz w:val="20"/>
+                <w:szCs w:val="20"/>
+              </w:rPr>
+              <w:t xml:space="preserve">Use rubber duck debugging on this program. It has a subtle error: ---</w:t>
+            </w:r>
+            <w:r>
+              <w:rPr>
+                <w:rFonts w:ascii="Arial" w:cs="Arial" w:eastAsia="Arial" w:hAnsi="Arial"/>
+                <w:sz w:val="20"/>
+                <w:szCs w:val="20"/>
+              </w:rPr>
+              <w:br/>
+              <w:t xml:space="preserve"/>
+            </w:r>
+            <w:r>
+              <w:rPr>
+                <w:rFonts w:ascii="Arial" w:cs="Arial" w:eastAsia="Arial" w:hAnsi="Arial"/>
+                <w:sz w:val="20"/>
+                <w:szCs w:val="20"/>
+              </w:rPr>
+              <w:br/>
+              <w:t xml:space="preserve"/>
+            </w:r>
+            <w:r>
+              <w:rPr>
+                <w:rFonts w:ascii="Arial" w:cs="Arial" w:eastAsia="Arial" w:hAnsi="Arial"/>
+                <w:b w:val="false"/>
+                <w:bCs w:val="false"/>
+                <w:i/>
+                <w:iCs/>
+                <w:color w:val="555555"/>
+                <w:sz w:val="20"/>
+                <w:szCs w:val="20"/>
+              </w:rPr>
+              <w:t xml:space="preserve">→ Teacher circulates — offer hints, check for understanding.</w:t>
             </w:r>
           </w:p>
         </w:tc>
@@ -493,9 +1144,9 @@
               <w:right w:val="single" w:color="CCCCCC" w:sz="1"/>
             </w:tcBorders>
             <w:tcMar>
-              <w:top w:type="dxa" w:w="60"/>
+              <w:top w:type="dxa" w:w="80"/>
               <w:left w:type="dxa" w:w="120"/>
-              <w:bottom w:type="dxa" w:w="60"/>
+              <w:bottom w:type="dxa" w:w="80"/>
               <w:right w:type="dxa" w:w="120"/>
             </w:tcMar>
           </w:tcPr>
@@ -522,20 +1173,90 @@
               <w:right w:val="single" w:color="CCCCCC" w:sz="1"/>
             </w:tcBorders>
             <w:tcMar>
-              <w:top w:type="dxa" w:w="60"/>
+              <w:top w:type="dxa" w:w="80"/>
               <w:left w:type="dxa" w:w="120"/>
-              <w:bottom w:type="dxa" w:w="60"/>
+              <w:bottom w:type="dxa" w:w="80"/>
               <w:right w:type="dxa" w:w="120"/>
             </w:tcMar>
           </w:tcPr>
           <w:p>
-            <w:r>
-              <w:rPr>
-                <w:rFonts w:ascii="Arial" w:cs="Arial" w:eastAsia="Arial" w:hAnsi="Arial"/>
-                <w:sz w:val="20"/>
-                <w:szCs w:val="20"/>
+            <w:pPr>
+              <w:spacing w:after="80" w:before="80"/>
+            </w:pPr>
+            <w:r>
+              <w:rPr>
+                <w:rFonts w:ascii="Arial" w:cs="Arial" w:eastAsia="Arial" w:hAnsi="Arial"/>
+                <w:b/>
+                <w:bCs/>
+                <w:i w:val="false"/>
+                <w:iCs w:val="false"/>
+                <w:color w:val="000000"/>
+                <w:sz w:val="22"/>
+                <w:szCs w:val="22"/>
               </w:rPr>
               <w:t xml:space="preserve">Exit Ticket / Wrap-Up</w:t>
+            </w:r>
+            <w:r>
+              <w:rPr>
+                <w:rFonts w:ascii="Arial" w:cs="Arial" w:eastAsia="Arial" w:hAnsi="Arial"/>
+                <w:sz w:val="20"/>
+                <w:szCs w:val="20"/>
+              </w:rPr>
+              <w:br/>
+              <w:t xml:space="preserve"/>
+            </w:r>
+            <w:r>
+              <w:rPr>
+                <w:rFonts w:ascii="Arial" w:cs="Arial" w:eastAsia="Arial" w:hAnsi="Arial"/>
+                <w:sz w:val="20"/>
+                <w:szCs w:val="20"/>
+              </w:rPr>
+              <w:br/>
+              <w:t xml:space="preserve"/>
+            </w:r>
+            <w:r>
+              <w:rPr>
+                <w:rFonts w:ascii="Arial" w:cs="Arial" w:eastAsia="Arial" w:hAnsi="Arial"/>
+                <w:b w:val="false"/>
+                <w:bCs w:val="false"/>
+                <w:i w:val="false"/>
+                <w:iCs w:val="false"/>
+                <w:color w:val="000000"/>
+                <w:sz w:val="20"/>
+                <w:szCs w:val="20"/>
+              </w:rPr>
+              <w:t xml:space="preserve">Quick Check: Apply rubber duck debugging to solve problems systematically?</w:t>
+            </w:r>
+            <w:r>
+              <w:rPr>
+                <w:rFonts w:ascii="Arial" w:cs="Arial" w:eastAsia="Arial" w:hAnsi="Arial"/>
+                <w:sz w:val="20"/>
+                <w:szCs w:val="20"/>
+              </w:rPr>
+              <w:br/>
+              <w:t xml:space="preserve"/>
+            </w:r>
+            <w:r>
+              <w:rPr>
+                <w:rFonts w:ascii="Arial" w:cs="Arial" w:eastAsia="Arial" w:hAnsi="Arial"/>
+                <w:sz w:val="20"/>
+                <w:szCs w:val="20"/>
+              </w:rPr>
+              <w:br/>
+              <w:t xml:space="preserve"/>
+            </w:r>
+            <w:r>
+              <w:rPr>
+                <w:rFonts w:ascii="Arial" w:cs="Arial" w:eastAsia="Arial" w:hAnsi="Arial"/>
+                <w:b w:val="false"/>
+                <w:bCs w:val="false"/>
+                <w:i/>
+                <w:iCs/>
+                <w:color w:val="555555"/>
+                <w:sz w:val="20"/>
+                <w:szCs w:val="20"/>
+              </w:rPr>
+              <w:t xml:space="preserve">→ 3–2–1: Name 3 things learned, 2 new vocab words, 1 question you still have.</w:t>
             </w:r>
           </w:p>
         </w:tc>
@@ -723,19 +1444,6 @@
                 <w:sz w:val="18"/>
                 <w:szCs w:val="18"/>
               </w:rPr>
-              <w:t xml:space="preserve"># Example 1: Buggy program (converts miles to kilometers)</w:t>
-            </w:r>
-          </w:p>
-          <w:p>
-            <w:pPr>
-              <w:spacing w:after="20"/>
-            </w:pPr>
-            <w:r>
-              <w:rPr>
-                <w:rFonts w:ascii="Courier New" w:cs="Courier New" w:eastAsia="Courier New" w:hAnsi="Courier New"/>
-                <w:sz w:val="18"/>
-                <w:szCs w:val="18"/>
-              </w:rPr>
               <w:t xml:space="preserve">miles = input("Miles: ")</w:t>
             </w:r>
           </w:p>
@@ -788,84 +1496,6 @@
                 <w:sz w:val="18"/>
                 <w:szCs w:val="18"/>
               </w:rPr>
-              <w:t xml:space="preserve"># Rubber duck conversation:</w:t>
-            </w:r>
-          </w:p>
-          <w:p>
-            <w:pPr>
-              <w:spacing w:after="20"/>
-            </w:pPr>
-            <w:r>
-              <w:rPr>
-                <w:rFonts w:ascii="Courier New" w:cs="Courier New" w:eastAsia="Courier New" w:hAnsi="Courier New"/>
-                <w:sz w:val="18"/>
-                <w:szCs w:val="18"/>
-              </w:rPr>
-              <w:t xml:space="preserve"># "This program converts miles to kilometers."</w:t>
-            </w:r>
-          </w:p>
-          <w:p>
-            <w:pPr>
-              <w:spacing w:after="20"/>
-            </w:pPr>
-            <w:r>
-              <w:rPr>
-                <w:rFonts w:ascii="Courier New" w:cs="Courier New" w:eastAsia="Courier New" w:hAnsi="Courier New"/>
-                <w:sz w:val="18"/>
-                <w:szCs w:val="18"/>
-              </w:rPr>
-              <w:t xml:space="preserve"># "Line 1: Get miles from user as input."</w:t>
-            </w:r>
-          </w:p>
-          <w:p>
-            <w:pPr>
-              <w:spacing w:after="20"/>
-            </w:pPr>
-            <w:r>
-              <w:rPr>
-                <w:rFonts w:ascii="Courier New" w:cs="Courier New" w:eastAsia="Courier New" w:hAnsi="Courier New"/>
-                <w:sz w:val="18"/>
-                <w:szCs w:val="18"/>
-              </w:rPr>
-              <w:t xml:space="preserve"># "Line 2: Multiply miles by 1.609."</w:t>
-            </w:r>
-          </w:p>
-          <w:p>
-            <w:pPr>
-              <w:spacing w:after="20"/>
-            </w:pPr>
-            <w:r>
-              <w:rPr>
-                <w:rFonts w:ascii="Courier New" w:cs="Courier New" w:eastAsia="Courier New" w:hAnsi="Courier New"/>
-                <w:sz w:val="18"/>
-                <w:szCs w:val="18"/>
-              </w:rPr>
-              <w:t xml:space="preserve"># "Wait... miles is a STRING. I can't multiply a string by a number!"</w:t>
-            </w:r>
-          </w:p>
-          <w:p>
-            <w:pPr>
-              <w:spacing w:after="20"/>
-            </w:pPr>
-            <w:r>
-              <w:rPr>
-                <w:rFonts w:ascii="Courier New" w:cs="Courier New" w:eastAsia="Courier New" w:hAnsi="Courier New"/>
-                <w:sz w:val="18"/>
-                <w:szCs w:val="18"/>
-              </w:rPr>
-              <w:t xml:space="preserve"># Bug found!</w:t>
-            </w:r>
-          </w:p>
-          <w:p>
-            <w:pPr>
-              <w:spacing w:after="20"/>
-            </w:pPr>
-            <w:r>
-              <w:rPr>
-                <w:rFonts w:ascii="Courier New" w:cs="Courier New" w:eastAsia="Courier New" w:hAnsi="Courier New"/>
-                <w:sz w:val="18"/>
-                <w:szCs w:val="18"/>
-              </w:rPr>
               <w:t xml:space="preserve"> </w:t>
             </w:r>
           </w:p>
@@ -879,7 +1509,85 @@
                 <w:sz w:val="18"/>
                 <w:szCs w:val="18"/>
               </w:rPr>
-              <w:t xml:space="preserve"># Fixed:</w:t>
+              <w:t xml:space="preserve"> </w:t>
+            </w:r>
+          </w:p>
+          <w:p>
+            <w:pPr>
+              <w:spacing w:after="20"/>
+            </w:pPr>
+            <w:r>
+              <w:rPr>
+                <w:rFonts w:ascii="Courier New" w:cs="Courier New" w:eastAsia="Courier New" w:hAnsi="Courier New"/>
+                <w:sz w:val="18"/>
+                <w:szCs w:val="18"/>
+              </w:rPr>
+              <w:t xml:space="preserve"> </w:t>
+            </w:r>
+          </w:p>
+          <w:p>
+            <w:pPr>
+              <w:spacing w:after="20"/>
+            </w:pPr>
+            <w:r>
+              <w:rPr>
+                <w:rFonts w:ascii="Courier New" w:cs="Courier New" w:eastAsia="Courier New" w:hAnsi="Courier New"/>
+                <w:sz w:val="18"/>
+                <w:szCs w:val="18"/>
+              </w:rPr>
+              <w:t xml:space="preserve"> </w:t>
+            </w:r>
+          </w:p>
+          <w:p>
+            <w:pPr>
+              <w:spacing w:after="20"/>
+            </w:pPr>
+            <w:r>
+              <w:rPr>
+                <w:rFonts w:ascii="Courier New" w:cs="Courier New" w:eastAsia="Courier New" w:hAnsi="Courier New"/>
+                <w:sz w:val="18"/>
+                <w:szCs w:val="18"/>
+              </w:rPr>
+              <w:t xml:space="preserve"> </w:t>
+            </w:r>
+          </w:p>
+          <w:p>
+            <w:pPr>
+              <w:spacing w:after="20"/>
+            </w:pPr>
+            <w:r>
+              <w:rPr>
+                <w:rFonts w:ascii="Courier New" w:cs="Courier New" w:eastAsia="Courier New" w:hAnsi="Courier New"/>
+                <w:sz w:val="18"/>
+                <w:szCs w:val="18"/>
+              </w:rPr>
+              <w:t xml:space="preserve"> </w:t>
+            </w:r>
+          </w:p>
+          <w:p>
+            <w:pPr>
+              <w:spacing w:after="20"/>
+            </w:pPr>
+            <w:r>
+              <w:rPr>
+                <w:rFonts w:ascii="Courier New" w:cs="Courier New" w:eastAsia="Courier New" w:hAnsi="Courier New"/>
+                <w:sz w:val="18"/>
+                <w:szCs w:val="18"/>
+              </w:rPr>
+              <w:t xml:space="preserve"> </w:t>
+            </w:r>
+          </w:p>
+          <w:p>
+            <w:pPr>
+              <w:spacing w:after="20"/>
+            </w:pPr>
+            <w:r>
+              <w:rPr>
+                <w:rFonts w:ascii="Courier New" w:cs="Courier New" w:eastAsia="Courier New" w:hAnsi="Courier New"/>
+                <w:sz w:val="18"/>
+                <w:szCs w:val="18"/>
+              </w:rPr>
+              <w:t xml:space="preserve"> </w:t>
             </w:r>
           </w:p>
           <w:p>
@@ -944,7 +1652,7 @@
                 <w:sz w:val="18"/>
                 <w:szCs w:val="18"/>
               </w:rPr>
-              <w:t xml:space="preserve"># Another example: Loop logic</w:t>
+              <w:t xml:space="preserve"> </w:t>
             </w:r>
           </w:p>
           <w:p>
@@ -997,97 +1705,6 @@
                 <w:szCs w:val="18"/>
               </w:rPr>
               <w:t xml:space="preserve">    print(i)</w:t>
-            </w:r>
-          </w:p>
-          <w:p>
-            <w:pPr>
-              <w:spacing w:after="20"/>
-            </w:pPr>
-            <w:r>
-              <w:rPr>
-                <w:rFonts w:ascii="Courier New" w:cs="Courier New" w:eastAsia="Courier New" w:hAnsi="Courier New"/>
-                <w:sz w:val="18"/>
-                <w:szCs w:val="18"/>
-              </w:rPr>
-              <w:t xml:space="preserve"> </w:t>
-            </w:r>
-          </w:p>
-          <w:p>
-            <w:pPr>
-              <w:spacing w:after="20"/>
-            </w:pPr>
-            <w:r>
-              <w:rPr>
-                <w:rFonts w:ascii="Courier New" w:cs="Courier New" w:eastAsia="Courier New" w:hAnsi="Courier New"/>
-                <w:sz w:val="18"/>
-                <w:szCs w:val="18"/>
-              </w:rPr>
-              <w:t xml:space="preserve"># Rubber duck:</w:t>
-            </w:r>
-          </w:p>
-          <w:p>
-            <w:pPr>
-              <w:spacing w:after="20"/>
-            </w:pPr>
-            <w:r>
-              <w:rPr>
-                <w:rFonts w:ascii="Courier New" w:cs="Courier New" w:eastAsia="Courier New" w:hAnsi="Courier New"/>
-                <w:sz w:val="18"/>
-                <w:szCs w:val="18"/>
-              </w:rPr>
-              <w:t xml:space="preserve"># "This loop prints 0 through 4 and counts iterations."</w:t>
-            </w:r>
-          </w:p>
-          <w:p>
-            <w:pPr>
-              <w:spacing w:after="20"/>
-            </w:pPr>
-            <w:r>
-              <w:rPr>
-                <w:rFonts w:ascii="Courier New" w:cs="Courier New" w:eastAsia="Courier New" w:hAnsi="Courier New"/>
-                <w:sz w:val="18"/>
-                <w:szCs w:val="18"/>
-              </w:rPr>
-              <w:t xml:space="preserve"># "i goes from 0 to 4 (5 iterations)."</w:t>
-            </w:r>
-          </w:p>
-          <w:p>
-            <w:pPr>
-              <w:spacing w:after="20"/>
-            </w:pPr>
-            <w:r>
-              <w:rPr>
-                <w:rFonts w:ascii="Courier New" w:cs="Courier New" w:eastAsia="Courier New" w:hAnsi="Courier New"/>
-                <w:sz w:val="18"/>
-                <w:szCs w:val="18"/>
-              </w:rPr>
-              <w:t xml:space="preserve"># "Each iteration, count increases by 1."</w:t>
-            </w:r>
-          </w:p>
-          <w:p>
-            <w:pPr>
-              <w:spacing w:after="20"/>
-            </w:pPr>
-            <w:r>
-              <w:rPr>
-                <w:rFonts w:ascii="Courier New" w:cs="Courier New" w:eastAsia="Courier New" w:hAnsi="Courier New"/>
-                <w:sz w:val="18"/>
-                <w:szCs w:val="18"/>
-              </w:rPr>
-              <w:t xml:space="preserve"># "After the loop, count should be 5."</w:t>
-            </w:r>
-          </w:p>
-          <w:p>
-            <w:pPr>
-              <w:spacing w:after="20"/>
-            </w:pPr>
-            <w:r>
-              <w:rPr>
-                <w:rFonts w:ascii="Courier New" w:cs="Courier New" w:eastAsia="Courier New" w:hAnsi="Courier New"/>
-                <w:sz w:val="18"/>
-                <w:szCs w:val="18"/>
-              </w:rPr>
-              <w:t xml:space="preserve"># "Looks correct!"</w:t>
             </w:r>
           </w:p>
         </w:tc>
@@ -1499,32 +2116,6 @@
               <w:t xml:space="preserve">    print(num * 2)</w:t>
             </w:r>
           </w:p>
-          <w:p>
-            <w:pPr>
-              <w:spacing w:after="20"/>
-            </w:pPr>
-            <w:r>
-              <w:rPr>
-                <w:rFonts w:ascii="Courier New" w:cs="Courier New" w:eastAsia="Courier New" w:hAnsi="Courier New"/>
-                <w:sz w:val="18"/>
-                <w:szCs w:val="18"/>
-              </w:rPr>
-              <w:t xml:space="preserve"> </w:t>
-            </w:r>
-          </w:p>
-          <w:p>
-            <w:pPr>
-              <w:spacing w:after="20"/>
-            </w:pPr>
-            <w:r>
-              <w:rPr>
-                <w:rFonts w:ascii="Courier New" w:cs="Courier New" w:eastAsia="Courier New" w:hAnsi="Courier New"/>
-                <w:sz w:val="18"/>
-                <w:szCs w:val="18"/>
-              </w:rPr>
-              <w:t xml:space="preserve"># Is the function being called?</w:t>
-            </w:r>
-          </w:p>
         </w:tc>
       </w:tr>
     </w:tbl>
@@ -1880,76 +2471,7 @@
           <w:sz w:val="20"/>
           <w:szCs w:val="20"/>
         </w:rPr>
-        <w:t xml:space="preserve">Challenge: Use rubber duck debugging on this program. It has a subtle error: &lt;details&gt; &lt;summary&gt;✅ Sample Answers&lt;/summary&gt;</w:t>
-      </w:r>
-    </w:p>
-    <w:p>
-      <w:pPr>
-        <w:spacing w:after="80"/>
-      </w:pPr>
-      <w:r>
-        <w:rPr>
-          <w:rFonts w:ascii="Arial" w:cs="Arial" w:eastAsia="Arial" w:hAnsi="Arial"/>
-          <w:b/>
-          <w:bCs/>
-          <w:sz w:val="20"/>
-          <w:szCs w:val="20"/>
-        </w:rPr>
-        <w:t xml:space="preserve">Problem 4: </w:t>
-      </w:r>
-      <w:r>
-        <w:rPr>
-          <w:rFonts w:ascii="Arial" w:cs="Arial" w:eastAsia="Arial" w:hAnsi="Arial"/>
-          <w:sz w:val="20"/>
-          <w:szCs w:val="20"/>
-        </w:rPr>
-        <w:t xml:space="preserve">: The program works correctly. It gets the user's name, concatenates it with "Hello, ", and prints the greeting.</w:t>
-      </w:r>
-    </w:p>
-    <w:p>
-      <w:pPr>
-        <w:spacing w:after="80"/>
-      </w:pPr>
-      <w:r>
-        <w:rPr>
-          <w:rFonts w:ascii="Arial" w:cs="Arial" w:eastAsia="Arial" w:hAnsi="Arial"/>
-          <w:b/>
-          <w:bCs/>
-          <w:sz w:val="20"/>
-          <w:szCs w:val="20"/>
-        </w:rPr>
-        <w:t xml:space="preserve">Problem 5: </w:t>
-      </w:r>
-      <w:r>
-        <w:rPr>
-          <w:rFonts w:ascii="Arial" w:cs="Arial" w:eastAsia="Arial" w:hAnsi="Arial"/>
-          <w:sz w:val="20"/>
-          <w:szCs w:val="20"/>
-        </w:rPr>
-        <w:t xml:space="preserve">: The function double() is defined but never called. The loop prints num * 2 directly. It still works, but it's not using the function.</w:t>
-      </w:r>
-    </w:p>
-    <w:p>
-      <w:pPr>
-        <w:spacing w:after="80"/>
-      </w:pPr>
-      <w:r>
-        <w:rPr>
-          <w:rFonts w:ascii="Arial" w:cs="Arial" w:eastAsia="Arial" w:hAnsi="Arial"/>
-          <w:b/>
-          <w:bCs/>
-          <w:sz w:val="20"/>
-          <w:szCs w:val="20"/>
-        </w:rPr>
-        <w:t xml:space="preserve">Problem 6: </w:t>
-      </w:r>
-      <w:r>
-        <w:rPr>
-          <w:rFonts w:ascii="Arial" w:cs="Arial" w:eastAsia="Arial" w:hAnsi="Arial"/>
-          <w:sz w:val="20"/>
-          <w:szCs w:val="20"/>
-        </w:rPr>
-        <w:t xml:space="preserve">: - Bug: = should be == (assignment vs. comparison) - Fixed: &lt;/details&gt; ---</w:t>
+        <w:t xml:space="preserve">Challenge: Use rubber duck debugging on this program. It has a subtle error: ---</w:t>
       </w:r>
     </w:p>
     <w:p>

--- a/Coding 1 - year/Unit 6 - Debugging and Documentation/Daily Lesson Plans/Word/Day 127.docx
+++ b/Coding 1 - year/Unit 6 - Debugging and Documentation/Daily Lesson Plans/Word/Day 127.docx
@@ -380,7 +380,7 @@
                 <w:sz w:val="20"/>
                 <w:szCs w:val="20"/>
               </w:rPr>
-              <w:t xml:space="preserve">    What do you already know about how to apply rubber duck debugging to solve problems systematically?</w:t>
+              <w:t xml:space="preserve">    Have you ever used rubber duck debugging before? Where might rubber duck debugging be useful in a real program?</w:t>
             </w:r>
             <w:r>
               <w:rPr>
@@ -477,7 +477,7 @@
                 <w:sz w:val="20"/>
                 <w:szCs w:val="20"/>
               </w:rPr>
-              <w:t xml:space="preserve">Today's Goal: By the end of class you will be able to apply rubber duck debugging to solve problems systematically.</w:t>
+              <w:t xml:space="preserve">Today’s Goal: By the end of class you will be able to apply rubber duck debugging to solve problems systematically.</w:t>
             </w:r>
             <w:r>
               <w:rPr>
@@ -1225,7 +1225,7 @@
                 <w:sz w:val="20"/>
                 <w:szCs w:val="20"/>
               </w:rPr>
-              <w:t xml:space="preserve">Quick Check: Apply rubber duck debugging to solve problems systematically?</w:t>
+              <w:t xml:space="preserve">Write the key syntax or steps for using rubber duck debugging. What's one mistake beginners commonly make?</w:t>
             </w:r>
             <w:r>
               <w:rPr>

--- a/Coding 1 - year/Unit 6 - Debugging and Documentation/Daily Lesson Plans/Word/Day 127.docx
+++ b/Coding 1 - year/Unit 6 - Debugging and Documentation/Daily Lesson Plans/Word/Day 127.docx
@@ -676,6 +676,125 @@
                 <w:szCs w:val="20"/>
               </w:rPr>
               <w:t xml:space="preserve">1. Get a rubber duck (or any object, or a person)</w:t>
+            </w:r>
+            <w:r>
+              <w:rPr>
+                <w:rFonts w:ascii="Arial" w:cs="Arial" w:eastAsia="Arial" w:hAnsi="Arial"/>
+                <w:sz w:val="20"/>
+                <w:szCs w:val="20"/>
+              </w:rPr>
+              <w:br/>
+              <w:t xml:space="preserve"/>
+            </w:r>
+            <w:r>
+              <w:rPr>
+                <w:rFonts w:ascii="Arial" w:cs="Arial" w:eastAsia="Arial" w:hAnsi="Arial"/>
+                <w:sz w:val="20"/>
+                <w:szCs w:val="20"/>
+              </w:rPr>
+              <w:br/>
+              <w:t xml:space="preserve"/>
+            </w:r>
+            <w:r>
+              <w:rPr>
+                <w:rFonts w:ascii="Arial" w:cs="Arial" w:eastAsia="Arial" w:hAnsi="Arial"/>
+                <w:b/>
+                <w:bCs/>
+                <w:i w:val="false"/>
+                <w:iCs w:val="false"/>
+                <w:color w:val="000000"/>
+                <w:sz w:val="20"/>
+                <w:szCs w:val="20"/>
+              </w:rPr>
+              <w:t xml:space="preserve">Key Concepts:</w:t>
+            </w:r>
+            <w:r>
+              <w:rPr>
+                <w:rFonts w:ascii="Arial" w:cs="Arial" w:eastAsia="Arial" w:hAnsi="Arial"/>
+                <w:sz w:val="20"/>
+                <w:szCs w:val="20"/>
+              </w:rPr>
+              <w:br/>
+              <w:t xml:space="preserve"/>
+            </w:r>
+            <w:r>
+              <w:rPr>
+                <w:rFonts w:ascii="Arial" w:cs="Arial" w:eastAsia="Arial" w:hAnsi="Arial"/>
+                <w:b w:val="false"/>
+                <w:bCs w:val="false"/>
+                <w:i w:val="false"/>
+                <w:iCs w:val="false"/>
+                <w:color w:val="000000"/>
+                <w:sz w:val="20"/>
+                <w:szCs w:val="20"/>
+              </w:rPr>
+              <w:t xml:space="preserve">    • Get a rubber duck (or any object, or a person)</w:t>
+            </w:r>
+            <w:r>
+              <w:rPr>
+                <w:rFonts w:ascii="Arial" w:cs="Arial" w:eastAsia="Arial" w:hAnsi="Arial"/>
+                <w:sz w:val="20"/>
+                <w:szCs w:val="20"/>
+              </w:rPr>
+              <w:br/>
+              <w:t xml:space="preserve"/>
+            </w:r>
+            <w:r>
+              <w:rPr>
+                <w:rFonts w:ascii="Arial" w:cs="Arial" w:eastAsia="Arial" w:hAnsi="Arial"/>
+                <w:b w:val="false"/>
+                <w:bCs w:val="false"/>
+                <w:i w:val="false"/>
+                <w:iCs w:val="false"/>
+                <w:color w:val="000000"/>
+                <w:sz w:val="20"/>
+                <w:szCs w:val="20"/>
+              </w:rPr>
+              <w:t xml:space="preserve">    • Explain what your code is supposed to do</w:t>
+            </w:r>
+            <w:r>
+              <w:rPr>
+                <w:rFonts w:ascii="Arial" w:cs="Arial" w:eastAsia="Arial" w:hAnsi="Arial"/>
+                <w:sz w:val="20"/>
+                <w:szCs w:val="20"/>
+              </w:rPr>
+              <w:br/>
+              <w:t xml:space="preserve"/>
+            </w:r>
+            <w:r>
+              <w:rPr>
+                <w:rFonts w:ascii="Arial" w:cs="Arial" w:eastAsia="Arial" w:hAnsi="Arial"/>
+                <w:b w:val="false"/>
+                <w:bCs w:val="false"/>
+                <w:i w:val="false"/>
+                <w:iCs w:val="false"/>
+                <w:color w:val="000000"/>
+                <w:sz w:val="20"/>
+                <w:szCs w:val="20"/>
+              </w:rPr>
+              <w:t xml:space="preserve">    • Explain what each line does</w:t>
+            </w:r>
+            <w:r>
+              <w:rPr>
+                <w:rFonts w:ascii="Arial" w:cs="Arial" w:eastAsia="Arial" w:hAnsi="Arial"/>
+                <w:sz w:val="20"/>
+                <w:szCs w:val="20"/>
+              </w:rPr>
+              <w:br/>
+              <w:t xml:space="preserve"/>
+            </w:r>
+            <w:r>
+              <w:rPr>
+                <w:rFonts w:ascii="Arial" w:cs="Arial" w:eastAsia="Arial" w:hAnsi="Arial"/>
+                <w:b w:val="false"/>
+                <w:bCs w:val="false"/>
+                <w:i w:val="false"/>
+                <w:iCs w:val="false"/>
+                <w:color w:val="000000"/>
+                <w:sz w:val="20"/>
+                <w:szCs w:val="20"/>
+              </w:rPr>
+              <w:t xml:space="preserve">    • Often, you'll catch the bug just by explaining it</w:t>
             </w:r>
             <w:r>
               <w:rPr>
